--- a/Info/FoF_Teir 2.docx
+++ b/Info/FoF_Teir 2.docx
@@ -9097,7 +9097,15 @@
         <w:rPr>
           <w:b w:val="0"/>
         </w:rPr>
-        <w:t>Players that move into the area will be silenced</w:t>
+        <w:t>Players that move into the area will be silenced and rooted</w:t>
+      </w:r>
+    </w:p>
+    <w:p>
+      <w:pPr>
+        <w:pStyle w:val="ListBullet2"/>
+      </w:pPr>
+      <w:r>
+        <w:t>Grasping Mist (75102) — Root</w:t>
       </w:r>
     </w:p>
     <w:p>
